--- a/AI Fundamentals Course/AI_Fundamentals_Syllabus.docx
+++ b/AI Fundamentals Course/AI_Fundamentals_Syllabus.docx
@@ -351,7 +351,7 @@
           </w:tcPr>
           <w:p>
             <w:r>
-              <w:t>Basic programming knowledge (Python preferred), high school mathematics</w:t>
+              <w:t>None. Basic Python familiarity and high-school mathematics are recommended but not required.</w:t>
             </w:r>
           </w:p>
         </w:tc>
@@ -402,7 +402,7 @@
           </w:tcPr>
           <w:p>
             <w:r>
-              <w:t>TBD</w:t>
+              <w:t>Pavan R</w:t>
             </w:r>
           </w:p>
         </w:tc>
@@ -453,7 +453,7 @@
           </w:tcPr>
           <w:p>
             <w:r>
-              <w:t>TBD</w:t>
+              <w:t>Twice weekly; schedule announced at cohort start</w:t>
             </w:r>
           </w:p>
         </w:tc>
@@ -1035,7 +1035,7 @@
                 <w:rFonts w:ascii="Arial" w:eastAsia="Arial" w:hAnsi="Arial" w:cs="Arial"/>
                 <w:color w:val="1A1A2E"/>
               </w:rPr>
-              <w:t>Exercise 1</w:t>
+              <w:t>Week 1 exercise set</w:t>
             </w:r>
           </w:p>
         </w:tc>
@@ -1147,7 +1147,7 @@
                 <w:rFonts w:ascii="Arial" w:eastAsia="Arial" w:hAnsi="Arial" w:cs="Arial"/>
                 <w:color w:val="1A1A2E"/>
               </w:rPr>
-              <w:t>Exercise 2</w:t>
+              <w:t>Week 1 exercise set</w:t>
             </w:r>
           </w:p>
         </w:tc>
@@ -1584,7 +1584,7 @@
                 <w:rFonts w:ascii="Arial" w:eastAsia="Arial" w:hAnsi="Arial" w:cs="Arial"/>
                 <w:color w:val="1A1A2E"/>
               </w:rPr>
-              <w:t>Exercise 4</w:t>
+              <w:t>Week 2 exercise set</w:t>
             </w:r>
           </w:p>
         </w:tc>
@@ -1696,7 +1696,7 @@
                 <w:rFonts w:ascii="Arial" w:eastAsia="Arial" w:hAnsi="Arial" w:cs="Arial"/>
                 <w:color w:val="1A1A2E"/>
               </w:rPr>
-              <w:t>Exercise 5</w:t>
+              <w:t>Week 2 exercise set</w:t>
             </w:r>
           </w:p>
         </w:tc>
@@ -2143,7 +2143,7 @@
                 <w:rFonts w:ascii="Arial" w:eastAsia="Arial" w:hAnsi="Arial" w:cs="Arial"/>
                 <w:color w:val="1A1A2E"/>
               </w:rPr>
-              <w:t>Exercise 7</w:t>
+              <w:t>Week 3 exercise set</w:t>
             </w:r>
           </w:p>
         </w:tc>
@@ -2255,7 +2255,7 @@
                 <w:rFonts w:ascii="Arial" w:eastAsia="Arial" w:hAnsi="Arial" w:cs="Arial"/>
                 <w:color w:val="1A1A2E"/>
               </w:rPr>
-              <w:t>Exercise 8</w:t>
+              <w:t>Week 3 exercise set</w:t>
             </w:r>
           </w:p>
         </w:tc>
@@ -2692,7 +2692,7 @@
                 <w:rFonts w:ascii="Arial" w:eastAsia="Arial" w:hAnsi="Arial" w:cs="Arial"/>
                 <w:color w:val="1A1A2E"/>
               </w:rPr>
-              <w:t>Exercise 10</w:t>
+              <w:t>Week 4 exercise set</w:t>
             </w:r>
           </w:p>
         </w:tc>
@@ -2804,7 +2804,7 @@
                 <w:rFonts w:ascii="Arial" w:eastAsia="Arial" w:hAnsi="Arial" w:cs="Arial"/>
                 <w:color w:val="1A1A2E"/>
               </w:rPr>
-              <w:t>Exercise 11</w:t>
+              <w:t>Week 4 exercise set</w:t>
             </w:r>
           </w:p>
         </w:tc>
@@ -3555,7 +3555,7 @@
           </w:tcPr>
           <w:p>
             <w:r>
-              <w:t>Exercise 1</w:t>
+              <w:t>Week 1 exercise set</w:t>
             </w:r>
           </w:p>
         </w:tc>
@@ -3631,7 +3631,7 @@
           </w:tcPr>
           <w:p>
             <w:r>
-              <w:t>Exercise 2</w:t>
+              <w:t>Week 1 exercise set</w:t>
             </w:r>
           </w:p>
         </w:tc>
@@ -3787,7 +3787,7 @@
           </w:tcPr>
           <w:p>
             <w:r>
-              <w:t>Exercise 4</w:t>
+              <w:t>Week 2 exercise set</w:t>
             </w:r>
           </w:p>
         </w:tc>
@@ -3863,7 +3863,7 @@
           </w:tcPr>
           <w:p>
             <w:r>
-              <w:t>Exercise 5</w:t>
+              <w:t>Week 2 exercise set</w:t>
             </w:r>
           </w:p>
         </w:tc>
@@ -4027,7 +4027,7 @@
           </w:tcPr>
           <w:p>
             <w:r>
-              <w:t>Exercise 7</w:t>
+              <w:t>Week 3 exercise set</w:t>
             </w:r>
           </w:p>
         </w:tc>
@@ -4103,7 +4103,7 @@
           </w:tcPr>
           <w:p>
             <w:r>
-              <w:t>Exercise 8</w:t>
+              <w:t>Week 3 exercise set</w:t>
             </w:r>
           </w:p>
         </w:tc>
@@ -4259,7 +4259,7 @@
           </w:tcPr>
           <w:p>
             <w:r>
-              <w:t>Exercise 10</w:t>
+              <w:t>Week 4 exercise set</w:t>
             </w:r>
           </w:p>
         </w:tc>
@@ -4335,7 +4335,7 @@
           </w:tcPr>
           <w:p>
             <w:r>
-              <w:t>Exercise 11</w:t>
+              <w:t>Week 4 exercise set</w:t>
             </w:r>
           </w:p>
         </w:tc>
@@ -4707,7 +4707,7 @@
         <w:spacing w:before="100" w:after="100"/>
       </w:pPr>
       <w:r>
-        <w:t>The primary communication channel will be the course discussion forum. Email inquiries will be responded to within 24 business hours. Office hours are scheduled weekly (time TBD) for one-on-one discussions. For technical issues, contact the course support team.</w:t>
+        <w:t>The primary communication channel will be the course discussion forum. Email inquiries will be responded to within 24 business hours. Office hours are held twice weekly (schedule announced at cohort start) for one-on-one discussions. For technical issues, contact the course support team.</w:t>
       </w:r>
     </w:p>
     <w:p>

--- a/AI Fundamentals Course/AI_Fundamentals_Syllabus.docx
+++ b/AI Fundamentals Course/AI_Fundamentals_Syllabus.docx
@@ -540,7 +540,7 @@
         <w:spacing w:before="100" w:after="100"/>
       </w:pPr>
       <w:r>
-        <w:t>Participants will explore the evolution of AI from early symbolic systems to contemporary deep learning approaches. The curriculum emphasizes hands-on learning through weekly assignments and projects, ensuring that students not only understand the theory behind AI systems but can also build and implement them. Upon successful completion, students become eligible for the Proxiant Certified AI Professional (PCAP) certification, which demonstrates mastery of AI fundamentals. By the end of this course, participants will have the knowledge and practical skills to understand AI systems, evaluate their capabilities and limitations, and apply AI techniques to real-world problems.</w:t>
+        <w:t>Participants will explore the evolution of AI from early symbolic systems to contemporary deep learning approaches. The curriculum emphasizes hands-on learning through weekly assignments and projects, ensuring that students not only understand the theory behind AI systems but can also build and implement them. Upon successful completion, students become eligible for the Proxiant Certified AI Professional (PCAIP) certification, which demonstrates mastery of AI fundamentals. By the end of this course, participants will have the knowledge and practical skills to understand AI systems, evaluate their capabilities and limitations, and apply AI techniques to real-world problems.</w:t>
       </w:r>
     </w:p>
     <w:p>
@@ -2890,7 +2890,7 @@
                 <w:rFonts w:ascii="Arial" w:eastAsia="Arial" w:hAnsi="Arial" w:cs="Arial"/>
                 <w:color w:val="1A1A2E"/>
               </w:rPr>
-              <w:t>AI across industries, organizational readiness, AI roadmaps, future trends, PCAP prep, course review</w:t>
+              <w:t>AI across industries, organizational readiness, AI roadmaps, future trends, PCAIP prep, course review</w:t>
             </w:r>
           </w:p>
         </w:tc>
@@ -3267,7 +3267,7 @@
           </w:tcPr>
           <w:p>
             <w:r>
-              <w:t>70% Overall (PCAP Certification Eligible)</w:t>
+              <w:t>70% Overall (PCAIP Certification Eligible)</w:t>
             </w:r>
           </w:p>
         </w:tc>
@@ -3279,7 +3279,7 @@
         <w:spacing w:before="100" w:after="100"/>
       </w:pPr>
       <w:r>
-        <w:t>All assessments are graded on a 0-100 scale. The final course grade is calculated as a weighted average of all assessment components. A passing grade of 70% is required to receive the AI Fundamentals Certificate of Completion and become eligible for the Proxiant Certified AI Professional (PCAP) exam.</w:t>
+        <w:t>All assessments are graded on a 0-100 scale. The final course grade is calculated as a weighted average of all assessment components. A passing grade of 70% is required to receive the AI Fundamentals Certificate of Completion and become eligible for the Proxiant Certified AI Professional (PCAIP) exam.</w:t>
       </w:r>
     </w:p>
     <w:p/>
@@ -3297,8 +3297,7 @@
         </w:rPr>
       </w:pPr>
       <w:r>
-        <w:lastRenderedPageBreak/>
-        <w:t>PCAP CERTIFICATION</w:t>
+        <w:t>PCAIP CERTIFICATION</w:t>
       </w:r>
     </w:p>
     <w:p>
@@ -3306,7 +3305,7 @@
         <w:spacing w:before="100" w:after="100"/>
       </w:pPr>
       <w:r>
-        <w:t>Upon successful completion of AI Fundamentals with a passing grade of 70% or higher, you become eligible to take the Proxiant Certified AI Professional (PCAP) exam. The PCAP is an industry-recognized credential that validates your expertise in artificial intelligence fundamentals.</w:t>
+        <w:t>Upon successful completion of AI Fundamentals with a passing grade of 70% or higher, you become eligible to take the Proxiant Certified AI Professional (PCAIP) exam. The PCAIP is an industry-recognized credential that validates your expertise in artificial intelligence fundamentals.</w:t>
       </w:r>
     </w:p>
     <w:p>
@@ -3314,7 +3313,7 @@
         <w:spacing w:before="100" w:after="100"/>
       </w:pPr>
       <w:r>
-        <w:t>The PCAP exam consists of 100 multiple-choice questions to be completed in 3 hours. A score of 70% (70 out of 100 questions) is required to pass and earn the credential. The PCAP certification is valid for 3 years from the date of certification. The exam fee is $199. Upon successful completion, you will receive a digital badge and a verifiable online credential that can be shared with employers and added to your professional profiles.</w:t>
+        <w:t>The PCAIP exam consists of 100 multiple-choice questions to be completed in 3 hours. A score of 70% (70 out of 100 questions) is required to pass and earn the credential. The PCAIP certification is valid for 3 years from the date of certification. The exam fee is $199. Upon successful completion, you will receive a digital badge and a verifiable online credential that can be shared with employers and added to your professional profiles.</w:t>
       </w:r>
     </w:p>
     <w:p/>
@@ -4777,6 +4776,8 @@
       </w:r>
     </w:p>
     <w:sectPr>
+      <w:footerReference w:type="default" r:id="rId7"/>
+      <w:headerReference w:type="default" r:id="rId8"/>
       <w:pgSz w:w="11906" w:h="16838"/>
       <w:pgMar w:top="1440" w:right="1440" w:bottom="1440" w:left="1440" w:header="708" w:footer="708" w:gutter="0"/>
       <w:cols w:space="720"/>
@@ -4784,6 +4785,26 @@
     </w:sectPr>
   </w:body>
 </w:document>
+</file>
+
+<file path=word/footer1.xml><?xml version="1.0" encoding="utf-8"?>
+<w:ftr xmlns:m="http://schemas.openxmlformats.org/officeDocument/2006/math" xmlns:mc="http://schemas.openxmlformats.org/markup-compatibility/2006" xmlns:mo="http://schemas.microsoft.com/office/mac/office/2008/main" xmlns:mv="urn:schemas-microsoft-com:mac:vml" xmlns:o="urn:schemas-microsoft-com:office:office" xmlns:r="http://schemas.openxmlformats.org/officeDocument/2006/relationships" xmlns:v="urn:schemas-microsoft-com:vml" xmlns:w10="urn:schemas-microsoft-com:office:word" xmlns:w14="http://schemas.microsoft.com/office/word/2010/wordml" xmlns:w="http://schemas.openxmlformats.org/wordprocessingml/2006/main" xmlns:wne="http://schemas.microsoft.com/office/word/2006/wordml" xmlns:wp14="http://schemas.microsoft.com/office/word/2010/wordprocessingDrawing" xmlns:wp="http://schemas.openxmlformats.org/drawingml/2006/wordprocessingDrawing" xmlns:wpc="http://schemas.microsoft.com/office/word/2010/wordprocessingCanvas" xmlns:wpg="http://schemas.microsoft.com/office/word/2010/wordprocessingGroup" xmlns:wpi="http://schemas.microsoft.com/office/word/2010/wordprocessingInk" xmlns:wps="http://schemas.microsoft.com/office/word/2010/wordprocessingShape" mc:Ignorable="w14 wp14">
+  <w:p>
+    <w:pPr>
+      <w:pStyle w:val="Footer"/>
+    </w:pPr>
+  </w:p>
+</w:ftr>
+</file>
+
+<file path=word/header1.xml><?xml version="1.0" encoding="utf-8"?>
+<w:hdr xmlns:m="http://schemas.openxmlformats.org/officeDocument/2006/math" xmlns:mc="http://schemas.openxmlformats.org/markup-compatibility/2006" xmlns:mo="http://schemas.microsoft.com/office/mac/office/2008/main" xmlns:mv="urn:schemas-microsoft-com:mac:vml" xmlns:o="urn:schemas-microsoft-com:office:office" xmlns:r="http://schemas.openxmlformats.org/officeDocument/2006/relationships" xmlns:v="urn:schemas-microsoft-com:vml" xmlns:w10="urn:schemas-microsoft-com:office:word" xmlns:w14="http://schemas.microsoft.com/office/word/2010/wordml" xmlns:w="http://schemas.openxmlformats.org/wordprocessingml/2006/main" xmlns:wne="http://schemas.microsoft.com/office/word/2006/wordml" xmlns:wp14="http://schemas.microsoft.com/office/word/2010/wordprocessingDrawing" xmlns:wp="http://schemas.openxmlformats.org/drawingml/2006/wordprocessingDrawing" xmlns:wpc="http://schemas.microsoft.com/office/word/2010/wordprocessingCanvas" xmlns:wpg="http://schemas.microsoft.com/office/word/2010/wordprocessingGroup" xmlns:wpi="http://schemas.microsoft.com/office/word/2010/wordprocessingInk" xmlns:wps="http://schemas.microsoft.com/office/word/2010/wordprocessingShape" mc:Ignorable="w14 wp14">
+  <w:p>
+    <w:pPr>
+      <w:pStyle w:val="Header"/>
+    </w:pPr>
+  </w:p>
+</w:hdr>
 </file>
 
 <file path=word/numbering.xml><?xml version="1.0" encoding="utf-8"?>
